--- a/plantillas_publicidad/certificado_toldo_sencillo.docx
+++ b/plantillas_publicidad/certificado_toldo_sencillo.docx
@@ -569,62 +569,6 @@
           <w:rFonts w:ascii="Arial Narrow" w:hAnsi="Arial Narrow"/>
           <w:b/>
           <w:bCs/>
-          <w:sz w:val="24"/>
-          <w:szCs w:val="24"/>
-        </w:rPr>
-      </w:pPr>
-      <w:r>
-        <w:rPr>
-          <w:rFonts w:ascii="Arial Narrow" w:hAnsi="Arial Narrow"/>
-          <w:b/>
-          <w:bCs/>
-        </w:rPr>
-        <w:t>LEYENDA</w:t>
-      </w:r>
-      <w:r>
-        <w:rPr>
-          <w:rFonts w:ascii="Arial Narrow" w:hAnsi="Arial Narrow"/>
-          <w:b/>
-          <w:bCs/>
-        </w:rPr>
-        <w:tab/>
-      </w:r>
-      <w:r>
-        <w:rPr>
-          <w:rFonts w:ascii="Arial Narrow" w:hAnsi="Arial Narrow"/>
-          <w:b/>
-          <w:bCs/>
-        </w:rPr>
-        <w:tab/>
-        <w:t>:</w:t>
-      </w:r>
-      <w:r>
-        <w:rPr>
-          <w:rFonts w:ascii="Arial Narrow" w:hAnsi="Arial Narrow"/>
-          <w:b/>
-          <w:bCs/>
-        </w:rPr>
-        <w:tab/>
-      </w:r>
-      <w:r>
-        <w:rPr>
-          <w:rFonts w:ascii="Arial Narrow" w:hAnsi="Arial Narrow" w:cstheme="minorHAnsi"/>
-          <w:b/>
-          <w:bCs/>
-          <w:noProof/>
-          <w:lang w:val="es-ES"/>
-        </w:rPr>
-        <w:t>{{leyenda}}</w:t>
-      </w:r>
-    </w:p>
-    <w:p>
-      <w:pPr>
-        <w:pStyle w:val="Sinespaciado"/>
-        <w:jc w:val="both"/>
-        <w:rPr>
-          <w:rFonts w:ascii="Arial Narrow" w:hAnsi="Arial Narrow"/>
-          <w:b/>
-          <w:bCs/>
           <w:noProof/>
         </w:rPr>
       </w:pPr>
@@ -936,68 +880,6 @@
           <w:rFonts w:ascii="Arial Narrow" w:hAnsi="Arial Narrow"/>
           <w:b/>
           <w:bCs/>
-        </w:rPr>
-      </w:pPr>
-      <w:r>
-        <w:rPr>
-          <w:rFonts w:ascii="Arial Narrow" w:hAnsi="Arial Narrow"/>
-          <w:b/>
-          <w:bCs/>
-        </w:rPr>
-        <w:t>COLOR</w:t>
-      </w:r>
-      <w:r>
-        <w:rPr>
-          <w:rFonts w:ascii="Arial Narrow" w:hAnsi="Arial Narrow"/>
-          <w:b/>
-          <w:bCs/>
-        </w:rPr>
-        <w:tab/>
-      </w:r>
-      <w:r>
-        <w:rPr>
-          <w:rFonts w:ascii="Arial Narrow" w:hAnsi="Arial Narrow"/>
-          <w:b/>
-          <w:bCs/>
-        </w:rPr>
-        <w:tab/>
-      </w:r>
-      <w:r>
-        <w:rPr>
-          <w:rFonts w:ascii="Arial Narrow" w:hAnsi="Arial Narrow"/>
-          <w:b/>
-          <w:bCs/>
-        </w:rPr>
-        <w:tab/>
-        <w:t>:</w:t>
-      </w:r>
-      <w:r>
-        <w:rPr>
-          <w:rFonts w:ascii="Arial Narrow" w:hAnsi="Arial Narrow"/>
-          <w:b/>
-          <w:bCs/>
-        </w:rPr>
-        <w:tab/>
-      </w:r>
-      <w:r>
-        <w:rPr>
-          <w:rFonts w:ascii="Arial Narrow" w:hAnsi="Arial Narrow" w:cstheme="minorHAnsi"/>
-          <w:b/>
-          <w:bCs/>
-          <w:noProof/>
-          <w:lang w:val="es-ES"/>
-        </w:rPr>
-        <w:t>{{color}}</w:t>
-      </w:r>
-    </w:p>
-    <w:p>
-      <w:pPr>
-        <w:pStyle w:val="Sinespaciado"/>
-        <w:jc w:val="both"/>
-        <w:rPr>
-          <w:rFonts w:ascii="Arial Narrow" w:hAnsi="Arial Narrow"/>
-          <w:b/>
-          <w:bCs/>
           <w:noProof/>
         </w:rPr>
       </w:pPr>
@@ -1047,112 +929,6 @@
     <w:p>
       <w:pPr>
         <w:pStyle w:val="Sinespaciado"/>
-        <w:jc w:val="both"/>
-        <w:rPr>
-          <w:rFonts w:ascii="Arial Narrow" w:hAnsi="Arial Narrow"/>
-          <w:b/>
-          <w:bCs/>
-        </w:rPr>
-      </w:pPr>
-      <w:r>
-        <w:rPr>
-          <w:rFonts w:ascii="Arial Narrow" w:hAnsi="Arial Narrow"/>
-          <w:b/>
-          <w:bCs/>
-        </w:rPr>
-        <w:t xml:space="preserve">CARAS </w:t>
-      </w:r>
-      <w:r>
-        <w:rPr>
-          <w:rFonts w:ascii="Arial Narrow" w:hAnsi="Arial Narrow"/>
-          <w:b/>
-          <w:bCs/>
-        </w:rPr>
-        <w:tab/>
-      </w:r>
-      <w:r>
-        <w:rPr>
-          <w:rFonts w:ascii="Arial Narrow" w:hAnsi="Arial Narrow"/>
-          <w:b/>
-          <w:bCs/>
-        </w:rPr>
-        <w:tab/>
-      </w:r>
-      <w:r>
-        <w:rPr>
-          <w:rFonts w:ascii="Arial Narrow" w:hAnsi="Arial Narrow"/>
-          <w:b/>
-          <w:bCs/>
-        </w:rPr>
-        <w:tab/>
-        <w:t>:</w:t>
-      </w:r>
-      <w:r>
-        <w:rPr>
-          <w:rFonts w:ascii="Arial Narrow" w:hAnsi="Arial Narrow"/>
-          <w:b/>
-          <w:bCs/>
-        </w:rPr>
-        <w:tab/>
-      </w:r>
-      <w:r>
-        <w:rPr>
-          <w:rFonts w:ascii="Arial Narrow" w:hAnsi="Arial Narrow"/>
-          <w:b/>
-          <w:bCs/>
-          <w:color w:val="FF0000"/>
-        </w:rPr>
-        <w:t>UNA</w:t>
-      </w:r>
-      <w:r>
-        <w:rPr>
-          <w:rFonts w:ascii="Arial Narrow" w:hAnsi="Arial Narrow"/>
-          <w:b/>
-          <w:bCs/>
-          <w:color w:val="FF0000"/>
-        </w:rPr>
-        <w:t xml:space="preserve"> </w:t>
-      </w:r>
-      <w:r>
-        <w:rPr>
-          <w:rFonts w:ascii="Arial Narrow" w:hAnsi="Arial Narrow"/>
-          <w:b/>
-          <w:bCs/>
-          <w:color w:val="FF0000"/>
-        </w:rPr>
-        <w:t>(</w:t>
-      </w:r>
-      <w:r>
-        <w:rPr>
-          <w:rFonts w:ascii="Arial Narrow" w:hAnsi="Arial Narrow"/>
-          <w:b/>
-          <w:bCs/>
-          <w:color w:val="FF0000"/>
-        </w:rPr>
-        <w:t>{{num_cara}}</w:t>
-      </w:r>
-      <w:r>
-        <w:rPr>
-          <w:rFonts w:ascii="Arial Narrow" w:hAnsi="Arial Narrow"/>
-          <w:b/>
-          <w:bCs/>
-          <w:color w:val="FF0000"/>
-        </w:rPr>
-        <w:t>)</w:t>
-      </w:r>
-      <w:r>
-        <w:rPr>
-          <w:rFonts w:ascii="Arial Narrow" w:hAnsi="Arial Narrow"/>
-          <w:b/>
-          <w:bCs/>
-          <w:color w:val="FF0000"/>
-        </w:rPr>
-        <w:t xml:space="preserve"> CARA</w:t>
-      </w:r>
-    </w:p>
-    <w:p>
-      <w:pPr>
-        <w:pStyle w:val="Sinespaciado"/>
         <w:rPr>
           <w:rFonts w:ascii="Arial Narrow" w:hAnsi="Arial Narrow"/>
           <w:b/>
@@ -1281,6 +1057,46 @@
     <w:p>
       <w:pPr>
         <w:pStyle w:val="Sinespaciado"/>
+        <w:rPr>
+          <w:rFonts w:ascii="Arial Narrow" w:hAnsi="Arial Narrow"/>
+          <w:b/>
+        </w:rPr>
+      </w:pPr>
+    </w:p>
+    <w:p>
+      <w:pPr>
+        <w:pStyle w:val="Sinespaciado"/>
+        <w:jc w:val="right"/>
+        <w:rPr>
+          <w:rFonts w:ascii="Arial Narrow" w:hAnsi="Arial Narrow"/>
+          <w:b/>
+        </w:rPr>
+      </w:pPr>
+    </w:p>
+    <w:p>
+      <w:pPr>
+        <w:pStyle w:val="Sinespaciado"/>
+        <w:jc w:val="right"/>
+        <w:rPr>
+          <w:rFonts w:ascii="Arial Narrow" w:hAnsi="Arial Narrow"/>
+          <w:b/>
+        </w:rPr>
+      </w:pPr>
+    </w:p>
+    <w:p>
+      <w:pPr>
+        <w:pStyle w:val="Sinespaciado"/>
+        <w:jc w:val="right"/>
+        <w:rPr>
+          <w:rFonts w:ascii="Arial Narrow" w:hAnsi="Arial Narrow"/>
+          <w:b/>
+        </w:rPr>
+      </w:pPr>
+    </w:p>
+    <w:p>
+      <w:pPr>
+        <w:pStyle w:val="Sinespaciado"/>
+        <w:jc w:val="right"/>
         <w:rPr>
           <w:rFonts w:ascii="Arial Narrow" w:hAnsi="Arial Narrow"/>
           <w:b/>
@@ -2873,6 +2689,7 @@
     <w:rsid w:val="0090163D"/>
     <w:rsid w:val="00981D44"/>
     <w:rsid w:val="009C5368"/>
+    <w:rsid w:val="00B12270"/>
     <w:rsid w:val="00CA6E63"/>
     <w:rsid w:val="00D40337"/>
     <w:rsid w:val="00DC6AAD"/>
